--- a/deliverables/2026_산자부_연구노트_D2O_1차년도.docx
+++ b/deliverables/2026_산자부_연구노트_D2O_1차년도.docx
@@ -1916,14 +1916,8 @@
             <w:pPr>
               <w:spacing w:after="20"/>
             </w:pPr>
-            <w:r/>
-            <w:r>
-              <w:rPr>
-                <w:rFonts w:ascii="맑은 고딕" w:hAnsi="맑은 고딕" w:eastAsia="맑은 고딕"/>
-                <w:b w:val="0"/>
-                <w:sz w:val="19"/>
-              </w:rPr>
-              <w:t>연구비 집행계획 수립 (현장점검 대응)</w:t>
+            <w:r>
+              <w:t>연구비 집행계획 수립·주관기관 제출</w:t>
             </w:r>
           </w:p>
         </w:tc>
@@ -1935,14 +1929,8 @@
             <w:pPr>
               <w:spacing w:after="20"/>
             </w:pPr>
-            <w:r/>
-            <w:r>
-              <w:rPr>
-                <w:rFonts w:ascii="맑은 고딕" w:hAnsi="맑은 고딕" w:eastAsia="맑은 고딕"/>
-                <w:b w:val="0"/>
-                <w:sz w:val="19"/>
-              </w:rPr>
-              <w:t>집행계획 엑셀</w:t>
+            <w:r>
+              <w:t>연구비 집행계획서</w:t>
             </w:r>
           </w:p>
         </w:tc>
@@ -2015,14 +2003,8 @@
             <w:pPr>
               <w:spacing w:after="20"/>
             </w:pPr>
-            <w:r/>
-            <w:r>
-              <w:rPr>
-                <w:rFonts w:ascii="맑은 고딕" w:hAnsi="맑은 고딕" w:eastAsia="맑은 고딕"/>
-                <w:b w:val="0"/>
-                <w:sz w:val="19"/>
-              </w:rPr>
-              <w:t>2026. 11. 1주 (계획)</w:t>
+            <w:r>
+              <w:t>2026. 11. 초 (계획)</w:t>
             </w:r>
           </w:p>
         </w:tc>
@@ -2034,14 +2016,8 @@
             <w:pPr>
               <w:spacing w:after="20"/>
             </w:pPr>
-            <w:r/>
-            <w:r>
-              <w:rPr>
-                <w:rFonts w:ascii="맑은 고딕" w:hAnsi="맑은 고딕" w:eastAsia="맑은 고딕"/>
-                <w:b w:val="0"/>
-                <w:sz w:val="19"/>
-              </w:rPr>
-              <w:t>1차 실증 깔개 조성: 피트모스·깔짚 도입</w:t>
+            <w:r>
+              <w:t>피트모스·깔짚 구입 (겨울~봄 HBP 침상 준비)</w:t>
             </w:r>
           </w:p>
         </w:tc>
@@ -2322,7 +2298,7 @@
                 <w:b w:val="0"/>
                 <w:sz w:val="19"/>
               </w:rPr>
-              <w:t>• 깔개 방식: HBP(Humus Bedding Pack) — 피트모스·깔짚 기반 깔개 우사, 트랙터 로터리 교반 운영</w:t>
+              <w:t>• 깔개 방식: HBP(Humus Bedded Pack barn, 부엽토 침상 우사) — CBP(Compost Bedded Pack barn) 기준에 피트모스를 적용한 깔개 우사, 트랙터 로터리 교반 운영</w:t>
             </w:r>
           </w:p>
           <w:p>
@@ -3121,36 +3097,27 @@
             <w:pPr>
               <w:spacing w:after="20"/>
             </w:pPr>
-            <w:r/>
+            <w:r>
+              <w:t xml:space="preserve">• 장비: 대동 트랙터(56HP) + 로터리 작업기 </w:t>
+            </w:r>
+            <w:r>
+              <w:rPr>
+                <w:color w:val="C00000"/>
+              </w:rPr>
+              <w:t>〔모델명·작업폭〕</w:t>
+            </w:r>
+          </w:p>
+          <w:p>
+            <w:pPr>
+              <w:spacing w:after="20"/>
+            </w:pPr>
             <w:r>
               <w:rPr>
                 <w:rFonts w:ascii="맑은 고딕" w:hAnsi="맑은 고딕" w:eastAsia="맑은 고딕"/>
                 <w:b w:val="0"/>
                 <w:sz w:val="19"/>
               </w:rPr>
-              <w:t xml:space="preserve">• 장비: 대동 트랙터 + 로터리 작업기 </w:t>
-            </w:r>
-            <w:r>
-              <w:rPr>
-                <w:rFonts w:ascii="맑은 고딕" w:hAnsi="맑은 고딕" w:eastAsia="맑은 고딕"/>
-                <w:b w:val="0"/>
-                <w:color w:val="C00000"/>
-                <w:sz w:val="19"/>
-              </w:rPr>
-              <w:t>〔모델명·마력·작업폭〕</w:t>
-            </w:r>
-          </w:p>
-          <w:p>
-            <w:pPr>
-              <w:spacing w:after="20"/>
-            </w:pPr>
-            <w:r>
-              <w:rPr>
-                <w:rFonts w:ascii="맑은 고딕" w:hAnsi="맑은 고딕" w:eastAsia="맑은 고딕"/>
-                <w:b w:val="0"/>
-                <w:sz w:val="19"/>
-              </w:rPr>
-              <w:t>• 현행 작업: 1일 1회, 회당 약 30분, 작업자 1인 수동 교반</w:t>
+              <w:t>• 현행 작업: 매일 아침 1회(필요 시 아침·저녁 2회), 회당 약 30분, 작업자 1인 수동 교반 → 실증 기준선 기간에는 1일 2회로 표준화(마스터 연구노트 No.2)</w:t>
             </w:r>
           </w:p>
           <w:p>
@@ -3942,24 +3909,7 @@
                 <w:b w:val="0"/>
                 <w:sz w:val="19"/>
               </w:rPr>
-              <w:t xml:space="preserve">① 교반 주기: 현행 1일 1회 유지 가능할 것 (계절별 조정 </w:t>
-            </w:r>
-            <w:r>
-              <w:rPr>
-                <w:rFonts w:ascii="맑은 고딕" w:hAnsi="맑은 고딕" w:eastAsia="맑은 고딕"/>
-                <w:b w:val="0"/>
-                <w:color w:val="C00000"/>
-                <w:sz w:val="19"/>
-              </w:rPr>
-              <w:t>〔 〕</w:t>
-            </w:r>
-            <w:r>
-              <w:rPr>
-                <w:rFonts w:ascii="맑은 고딕" w:hAnsi="맑은 고딕" w:eastAsia="맑은 고딕"/>
-                <w:b w:val="0"/>
-                <w:sz w:val="19"/>
-              </w:rPr>
-              <w:t>)</w:t>
+              <w:t>① 교반 주기: 1일 2회(아침·저녁) 작업이 가능할 것 — CBP 기준 및 실증지 기준선과 동일</w:t>
             </w:r>
           </w:p>
           <w:p>
@@ -6613,14 +6563,21 @@
             <w:pPr>
               <w:spacing w:after="20"/>
             </w:pPr>
-            <w:r/>
+            <w:r>
+              <w:t>• 시기: 11월 초 피트모스·깔짚을 일괄 구입·입고하여 겨울철~봄철 HBP 침상 준비(보충)에 순차 투입하고, 같은 시기에 1일 2회 수동 교반 기준선 측정을 시작함</w:t>
+            </w:r>
+          </w:p>
+          <w:p>
+            <w:pPr>
+              <w:spacing w:after="20"/>
+            </w:pPr>
             <w:r>
               <w:rPr>
                 <w:rFonts w:ascii="맑은 고딕" w:hAnsi="맑은 고딕" w:eastAsia="맑은 고딕"/>
                 <w:b w:val="0"/>
                 <w:sz w:val="19"/>
               </w:rPr>
-              <w:t>• 시기 근거: 11월~이듬해 봄은 국내 축우농가 대부분이 깔짚을 준비·정비하는 베딩 정비기로, 실증 깔개 조성과 기준선 측정을 이 시기에 시작함</w:t>
+              <w:t>• 연구재료(계획): 피트모스 1,116.4천원×10 = 11,164천원, 깔짚 1,100천원×10 = 11,000천원 — 11월 초 구입</w:t>
             </w:r>
           </w:p>
           <w:p>
@@ -6633,20 +6590,7 @@
                 <w:b w:val="0"/>
                 <w:sz w:val="19"/>
               </w:rPr>
-              <w:t>• 연구재료(계획): 피트모스 1,116.4천원×10 = 11,164천원, 깔짚 1,100천원×10 = 11,000천원 — 11월 1주 구입</w:t>
-            </w:r>
-          </w:p>
-          <w:p>
-            <w:pPr>
-              <w:spacing w:after="20"/>
-            </w:pPr>
-            <w:r>
-              <w:rPr>
-                <w:rFonts w:ascii="맑은 고딕" w:hAnsi="맑은 고딕" w:eastAsia="맑은 고딕"/>
-                <w:b w:val="0"/>
-                <w:sz w:val="19"/>
-              </w:rPr>
-              <w:t>• 연료비(장비운행, 계획): 10,000천원 — 대동 트랙터 1일 1회(약 30분) 수동 교반의 연료·정비비, 11~12월</w:t>
+              <w:t>• 장비운행비(계획): 10,000천원 — 연료비 2,000천원(1일 2회 수동 교반 주유), 교반 장비(트랙터·로터리) 정비·수리비 3,500천원, 실증 측정장비 구입 4,500천원, 11~12월 집행</w:t>
             </w:r>
           </w:p>
           <w:p>

--- a/deliverables/2026_산자부_연구노트_D2O_1차년도.docx
+++ b/deliverables/2026_산자부_연구노트_D2O_1차년도.docx
@@ -702,7 +702,7 @@
         </w:rPr>
         <w:t xml:space="preserve">    [연구노트 03] 수요기반 작업 요구사항 도출 (초안)</w:t>
         <w:tab/>
-        <w:t>5</w:t>
+        <w:t>6</w:t>
       </w:r>
     </w:p>
     <w:p>
@@ -751,7 +751,7 @@
           <w:rFonts w:ascii="맑은 고딕" w:hAnsi="맑은 고딕" w:eastAsia="맑은 고딕"/>
           <w:b w:val="0"/>
         </w:rPr>
-        <w:t xml:space="preserve">    [연구노트 06] 컨소시엄 간담회 참석</w:t>
+        <w:t xml:space="preserve">    [연구노트 06] 수행기관 간담회 참석</w:t>
         <w:tab/>
         <w:t>7</w:t>
       </w:r>
@@ -768,7 +768,7 @@
           <w:rFonts w:ascii="맑은 고딕" w:hAnsi="맑은 고딕" w:eastAsia="맑은 고딕"/>
           <w:b w:val="0"/>
         </w:rPr>
-        <w:t xml:space="preserve">    [연구노트 07] 1차 실증 깔개 조성 계획 및 연구재료 도입 계획</w:t>
+        <w:t xml:space="preserve">    [연구노트 07] 겨울~봄 HBP 침상 보충 및 연구재료 도입 계획</w:t>
         <w:tab/>
         <w:t>7</w:t>
       </w:r>
@@ -787,7 +787,7 @@
         </w:rPr>
         <w:t>5. 실증 기록 양식 (부록)</w:t>
         <w:tab/>
-        <w:t>8</w:t>
+        <w:t>9</w:t>
       </w:r>
     </w:p>
     <w:p>
@@ -804,7 +804,7 @@
         </w:rPr>
         <w:t xml:space="preserve">    부록 A. 실증 우사 환경 조사표</w:t>
         <w:tab/>
-        <w:t>8</w:t>
+        <w:t>9</w:t>
       </w:r>
     </w:p>
     <w:p>
@@ -821,7 +821,7 @@
         </w:rPr>
         <w:t xml:space="preserve">    부록 B. 일일 교반 작업일지 (수동 교반 기준선)</w:t>
         <w:tab/>
-        <w:t>9</w:t>
+        <w:t>10</w:t>
       </w:r>
     </w:p>
     <w:p>
@@ -838,7 +838,7 @@
         </w:rPr>
         <w:t xml:space="preserve">    부록 C. 연구노트 공란 양식</w:t>
         <w:tab/>
-        <w:t>10</w:t>
+        <w:t>11</w:t>
       </w:r>
     </w:p>
     <w:p>
@@ -1837,6 +1837,47 @@
             <w:pPr>
               <w:spacing w:after="20"/>
             </w:pPr>
+            <w:r>
+              <w:t>2026. 9. 21.</w:t>
+            </w:r>
+          </w:p>
+        </w:tc>
+        <w:tc>
+          <w:tcPr>
+            <w:tcW w:type="dxa" w:w="5953"/>
+          </w:tcPr>
+          <w:p>
+            <w:pPr>
+              <w:spacing w:after="20"/>
+            </w:pPr>
+            <w:r>
+              <w:t>중간점검 제출자료 제출 — 실증지 정의(휴식 공간 1,368 m²), 베딩 운영, 일일 깔개 관리 점검(9개 항목) 운영</w:t>
+            </w:r>
+          </w:p>
+        </w:tc>
+        <w:tc>
+          <w:tcPr>
+            <w:tcW w:type="dxa" w:w="1814"/>
+          </w:tcPr>
+          <w:p>
+            <w:pPr>
+              <w:spacing w:after="20"/>
+            </w:pPr>
+            <w:r>
+              <w:t>중간점검 제출자료</w:t>
+            </w:r>
+          </w:p>
+        </w:tc>
+      </w:tr>
+      <w:tr>
+        <w:tc>
+          <w:tcPr>
+            <w:tcW w:type="dxa" w:w="1871"/>
+          </w:tcPr>
+          <w:p>
+            <w:pPr>
+              <w:spacing w:after="20"/>
+            </w:pPr>
             <w:r/>
             <w:r>
               <w:rPr>
@@ -1856,34 +1897,27 @@
             <w:pPr>
               <w:spacing w:after="20"/>
             </w:pPr>
-            <w:r/>
+            <w:r>
+              <w:t>수행기관 간담회 — D2O 파트 발표(실증지 개요·추진 경과·로봇 핵심 요구)</w:t>
+            </w:r>
+          </w:p>
+        </w:tc>
+        <w:tc>
+          <w:tcPr>
+            <w:tcW w:type="dxa" w:w="1814"/>
+          </w:tcPr>
+          <w:p>
+            <w:pPr>
+              <w:spacing w:after="20"/>
+            </w:pPr>
+            <w:r>
+              <w:t>발표자료·</w:t>
+            </w:r>
             <w:r>
               <w:rPr>
-                <w:rFonts w:ascii="맑은 고딕" w:hAnsi="맑은 고딕" w:eastAsia="맑은 고딕"/>
-                <w:b w:val="0"/>
-                <w:sz w:val="19"/>
+                <w:color w:val="C00000"/>
               </w:rPr>
-              <w:t>컨소시엄 간담회</w:t>
-            </w:r>
-          </w:p>
-        </w:tc>
-        <w:tc>
-          <w:tcPr>
-            <w:tcW w:type="dxa" w:w="1814"/>
-          </w:tcPr>
-          <w:p>
-            <w:pPr>
-              <w:spacing w:after="20"/>
-            </w:pPr>
-            <w:r/>
-            <w:r>
-              <w:rPr>
-                <w:rFonts w:ascii="맑은 고딕" w:hAnsi="맑은 고딕" w:eastAsia="맑은 고딕"/>
-                <w:b w:val="0"/>
-                <w:color w:val="C00000"/>
-                <w:sz w:val="19"/>
-              </w:rPr>
-              <w:t>〔발표자료·회의록〕</w:t>
+              <w:t>〔회의록〕</w:t>
             </w:r>
           </w:p>
         </w:tc>
@@ -1897,14 +1931,8 @@
             <w:pPr>
               <w:spacing w:after="20"/>
             </w:pPr>
-            <w:r/>
-            <w:r>
-              <w:rPr>
-                <w:rFonts w:ascii="맑은 고딕" w:hAnsi="맑은 고딕" w:eastAsia="맑은 고딕"/>
-                <w:b w:val="0"/>
-                <w:sz w:val="19"/>
-              </w:rPr>
-              <w:t>2026. 10. 22.</w:t>
+            <w:r>
+              <w:t>2026. 10. 23.</w:t>
             </w:r>
           </w:p>
         </w:tc>
@@ -2037,6 +2065,88 @@
                 <w:sz w:val="19"/>
               </w:rPr>
               <w:t>발주·납품 증빙</w:t>
+            </w:r>
+          </w:p>
+        </w:tc>
+      </w:tr>
+      <w:tr>
+        <w:tc>
+          <w:tcPr>
+            <w:tcW w:type="dxa" w:w="1871"/>
+          </w:tcPr>
+          <w:p>
+            <w:pPr>
+              <w:spacing w:after="20"/>
+            </w:pPr>
+            <w:r>
+              <w:t>2026. 11. 초 (계획)</w:t>
+            </w:r>
+          </w:p>
+        </w:tc>
+        <w:tc>
+          <w:tcPr>
+            <w:tcW w:type="dxa" w:w="5953"/>
+          </w:tcPr>
+          <w:p>
+            <w:pPr>
+              <w:spacing w:after="20"/>
+            </w:pPr>
+            <w:r>
+              <w:t>제1차 외부 전문가 자문회의, 측정장비 구입, 1일 2회 표준 일지 전환</w:t>
+            </w:r>
+          </w:p>
+        </w:tc>
+        <w:tc>
+          <w:tcPr>
+            <w:tcW w:type="dxa" w:w="1814"/>
+          </w:tcPr>
+          <w:p>
+            <w:pPr>
+              <w:spacing w:after="20"/>
+            </w:pPr>
+            <w:r>
+              <w:t>자문회의 운영계획</w:t>
+            </w:r>
+          </w:p>
+        </w:tc>
+      </w:tr>
+      <w:tr>
+        <w:tc>
+          <w:tcPr>
+            <w:tcW w:type="dxa" w:w="1871"/>
+          </w:tcPr>
+          <w:p>
+            <w:pPr>
+              <w:spacing w:after="20"/>
+            </w:pPr>
+            <w:r>
+              <w:t>2026. 12. 초 (계획)</w:t>
+            </w:r>
+          </w:p>
+        </w:tc>
+        <w:tc>
+          <w:tcPr>
+            <w:tcW w:type="dxa" w:w="5953"/>
+          </w:tcPr>
+          <w:p>
+            <w:pPr>
+              <w:spacing w:after="20"/>
+            </w:pPr>
+            <w:r>
+              <w:t>제2차 외부 전문가 자문회의 — 11월 기준선 데이터·요구사항 검토</w:t>
+            </w:r>
+          </w:p>
+        </w:tc>
+        <w:tc>
+          <w:tcPr>
+            <w:tcW w:type="dxa" w:w="1814"/>
+          </w:tcPr>
+          <w:p>
+            <w:pPr>
+              <w:spacing w:after="20"/>
+            </w:pPr>
+            <w:r>
+              <w:t>회의록</w:t>
             </w:r>
           </w:p>
         </w:tc>
@@ -2134,32 +2244,8 @@
             <w:pPr>
               <w:spacing w:after="20"/>
             </w:pPr>
-            <w:r/>
-            <w:r>
-              <w:rPr>
-                <w:rFonts w:ascii="맑은 고딕" w:hAnsi="맑은 고딕" w:eastAsia="맑은 고딕"/>
-                <w:b w:val="0"/>
-                <w:color w:val="C00000"/>
-                <w:sz w:val="19"/>
-              </w:rPr>
-              <w:t>〔기록일〕</w:t>
-            </w:r>
-            <w:r>
-              <w:rPr>
-                <w:rFonts w:ascii="맑은 고딕" w:hAnsi="맑은 고딕" w:eastAsia="맑은 고딕"/>
-                <w:b w:val="0"/>
-                <w:sz w:val="19"/>
-              </w:rPr>
-              <w:t xml:space="preserve">  /  </w:t>
-            </w:r>
-            <w:r>
-              <w:rPr>
-                <w:rFonts w:ascii="맑은 고딕" w:hAnsi="맑은 고딕" w:eastAsia="맑은 고딕"/>
-                <w:b w:val="0"/>
-                <w:color w:val="C00000"/>
-                <w:sz w:val="19"/>
-              </w:rPr>
-              <w:t>〔조사일〕</w:t>
+            <w:r>
+              <w:t>2026. 9. 21.  /  2026. 9. 20.~21. (우사 제원 조사·도면 작성)</w:t>
             </w:r>
           </w:p>
         </w:tc>
@@ -2236,14 +2322,8 @@
             <w:pPr>
               <w:spacing w:after="20"/>
             </w:pPr>
-            <w:r/>
-            <w:r>
-              <w:rPr>
-                <w:rFonts w:ascii="맑은 고딕" w:hAnsi="맑은 고딕" w:eastAsia="맑은 고딕"/>
-                <w:b w:val="0"/>
-                <w:sz w:val="19"/>
-              </w:rPr>
-              <w:t>자율주행 깔개 관리 로봇의 플랫폼 크기·주행 경로·작업 조건 설계에 필요한 실증 우사의 기본 제원을 확보한다.</w:t>
+            <w:r>
+              <w:t>자율주행 깔개 관리 장치의 실증 조건(작업 구역·장애물·작업 조건)을 정의하기 위해 실증 우사의 기본 제원을 확보한다.</w:t>
             </w:r>
           </w:p>
         </w:tc>
@@ -2368,198 +2448,74 @@
             <w:pPr>
               <w:spacing w:after="20"/>
             </w:pPr>
-            <w:r/>
+            <w:r>
+              <w:t>• 실증 대상: 2개 동 — 건유·육성우동, 착유장 (본동 50 m × 45 m + 서측 퇴비장 10 m × 45 m, 전체 2,700 m²)</w:t>
+            </w:r>
+          </w:p>
+          <w:p>
+            <w:pPr>
+              <w:spacing w:after="20"/>
+            </w:pPr>
+            <w:r>
+              <w:t>• 깔개(휴식 공간) 면적: 1,368 m² — 건유·육성우동 17 m × 50 m = 850 m², 착유장 14 m × 37 m = 518 m²</w:t>
+            </w:r>
+          </w:p>
+          <w:p>
+            <w:pPr>
+              <w:spacing w:after="20"/>
+            </w:pPr>
+            <w:r>
+              <w:t>• 깔개 제외 구역: 사조 3 m, 급수 통로 3 m, 중앙 복도 5 m, 트랙터 대기실 5 m × 10 m, 로봇착유기실 10 m × 10 m, 착유 대기·이동 통로</w:t>
+            </w:r>
+          </w:p>
+          <w:p>
+            <w:pPr>
+              <w:spacing w:after="20"/>
+            </w:pPr>
+            <w:r>
+              <w:t>• 기둥: 가로 10 m · 세로 5 m 간격 (실제 위치는 11월 실측 예정)</w:t>
+            </w:r>
+          </w:p>
+          <w:p>
+            <w:pPr>
+              <w:spacing w:after="20"/>
+            </w:pPr>
+            <w:r>
+              <w:t xml:space="preserve">• 출입구 폭·높이: </w:t>
+            </w:r>
             <w:r>
               <w:rPr>
-                <w:rFonts w:ascii="맑은 고딕" w:hAnsi="맑은 고딕" w:eastAsia="맑은 고딕"/>
-                <w:b w:val="0"/>
-                <w:sz w:val="19"/>
-              </w:rPr>
-              <w:t xml:space="preserve">• 깔개 구역 면적: </w:t>
-            </w:r>
-            <w:r>
-              <w:rPr>
-                <w:rFonts w:ascii="맑은 고딕" w:hAnsi="맑은 고딕" w:eastAsia="맑은 고딕"/>
-                <w:b w:val="0"/>
                 <w:color w:val="C00000"/>
-                <w:sz w:val="19"/>
               </w:rPr>
               <w:t>〔  〕</w:t>
             </w:r>
             <w:r>
+              <w:t xml:space="preserve"> m / </w:t>
+            </w:r>
+            <w:r>
               <w:rPr>
-                <w:rFonts w:ascii="맑은 고딕" w:hAnsi="맑은 고딕" w:eastAsia="맑은 고딕"/>
-                <w:b w:val="0"/>
-                <w:sz w:val="19"/>
-              </w:rPr>
-              <w:t xml:space="preserve"> m² (가로 </w:t>
-            </w:r>
-            <w:r>
-              <w:rPr>
-                <w:rFonts w:ascii="맑은 고딕" w:hAnsi="맑은 고딕" w:eastAsia="맑은 고딕"/>
-                <w:b w:val="0"/>
                 <w:color w:val="C00000"/>
-                <w:sz w:val="19"/>
-              </w:rPr>
-              <w:t>〔 〕</w:t>
-            </w:r>
-            <w:r>
-              <w:rPr>
-                <w:rFonts w:ascii="맑은 고딕" w:hAnsi="맑은 고딕" w:eastAsia="맑은 고딕"/>
-                <w:b w:val="0"/>
-                <w:sz w:val="19"/>
-              </w:rPr>
-              <w:t xml:space="preserve"> m × 세로 </w:t>
-            </w:r>
-            <w:r>
-              <w:rPr>
-                <w:rFonts w:ascii="맑은 고딕" w:hAnsi="맑은 고딕" w:eastAsia="맑은 고딕"/>
-                <w:b w:val="0"/>
-                <w:color w:val="C00000"/>
-                <w:sz w:val="19"/>
-              </w:rPr>
-              <w:t>〔 〕</w:t>
-            </w:r>
-            <w:r>
-              <w:rPr>
-                <w:rFonts w:ascii="맑은 고딕" w:hAnsi="맑은 고딕" w:eastAsia="맑은 고딕"/>
-                <w:b w:val="0"/>
-                <w:sz w:val="19"/>
-              </w:rPr>
-              <w:t xml:space="preserve"> m)</w:t>
-            </w:r>
-          </w:p>
-          <w:p>
-            <w:pPr>
-              <w:spacing w:after="20"/>
-            </w:pPr>
-            <w:r>
-              <w:rPr>
-                <w:rFonts w:ascii="맑은 고딕" w:hAnsi="맑은 고딕" w:eastAsia="맑은 고딕"/>
-                <w:b w:val="0"/>
-                <w:sz w:val="19"/>
-              </w:rPr>
-              <w:t xml:space="preserve">• 최소 통로·출입구 폭: </w:t>
-            </w:r>
-            <w:r>
-              <w:rPr>
-                <w:rFonts w:ascii="맑은 고딕" w:hAnsi="맑은 고딕" w:eastAsia="맑은 고딕"/>
-                <w:b w:val="0"/>
-                <w:color w:val="C00000"/>
-                <w:sz w:val="19"/>
               </w:rPr>
               <w:t>〔  〕</w:t>
             </w:r>
             <w:r>
-              <w:rPr>
-                <w:rFonts w:ascii="맑은 고딕" w:hAnsi="맑은 고딕" w:eastAsia="맑은 고딕"/>
-                <w:b w:val="0"/>
-                <w:sz w:val="19"/>
-              </w:rPr>
-              <w:t xml:space="preserve"> m / 높이 </w:t>
-            </w:r>
-            <w:r>
-              <w:rPr>
-                <w:rFonts w:ascii="맑은 고딕" w:hAnsi="맑은 고딕" w:eastAsia="맑은 고딕"/>
-                <w:b w:val="0"/>
-                <w:color w:val="C00000"/>
-                <w:sz w:val="19"/>
-              </w:rPr>
-              <w:t>〔  〕</w:t>
-            </w:r>
-            <w:r>
-              <w:rPr>
-                <w:rFonts w:ascii="맑은 고딕" w:hAnsi="맑은 고딕" w:eastAsia="맑은 고딕"/>
-                <w:b w:val="0"/>
-                <w:sz w:val="19"/>
-              </w:rPr>
-              <w:t xml:space="preserve"> m → 로봇 외형 상한 조건</w:t>
-            </w:r>
-          </w:p>
-          <w:p>
-            <w:pPr>
-              <w:spacing w:after="20"/>
-            </w:pPr>
-            <w:r>
-              <w:rPr>
-                <w:rFonts w:ascii="맑은 고딕" w:hAnsi="맑은 고딕" w:eastAsia="맑은 고딕"/>
-                <w:b w:val="0"/>
-                <w:sz w:val="19"/>
-              </w:rPr>
-              <w:t xml:space="preserve">• 기둥 간격: </w:t>
-            </w:r>
-            <w:r>
-              <w:rPr>
-                <w:rFonts w:ascii="맑은 고딕" w:hAnsi="맑은 고딕" w:eastAsia="맑은 고딕"/>
-                <w:b w:val="0"/>
-                <w:color w:val="C00000"/>
-                <w:sz w:val="19"/>
-              </w:rPr>
-              <w:t>〔  〕</w:t>
-            </w:r>
-            <w:r>
-              <w:rPr>
-                <w:rFonts w:ascii="맑은 고딕" w:hAnsi="맑은 고딕" w:eastAsia="맑은 고딕"/>
-                <w:b w:val="0"/>
-                <w:sz w:val="19"/>
-              </w:rPr>
-              <w:t xml:space="preserve"> m, 장애물 목록: </w:t>
-            </w:r>
-            <w:r>
-              <w:rPr>
-                <w:rFonts w:ascii="맑은 고딕" w:hAnsi="맑은 고딕" w:eastAsia="맑은 고딕"/>
-                <w:b w:val="0"/>
-                <w:color w:val="C00000"/>
-                <w:sz w:val="19"/>
-              </w:rPr>
-              <w:t>〔  〕</w:t>
-            </w:r>
-          </w:p>
-          <w:p>
-            <w:pPr>
-              <w:spacing w:after="20"/>
-            </w:pPr>
-            <w:r>
-              <w:rPr>
-                <w:rFonts w:ascii="맑은 고딕" w:hAnsi="맑은 고딕" w:eastAsia="맑은 고딕"/>
-                <w:b w:val="0"/>
-                <w:sz w:val="19"/>
-              </w:rPr>
-              <w:t xml:space="preserve">• 깔개 두께: </w:t>
-            </w:r>
-            <w:r>
-              <w:rPr>
-                <w:rFonts w:ascii="맑은 고딕" w:hAnsi="맑은 고딕" w:eastAsia="맑은 고딕"/>
-                <w:b w:val="0"/>
-                <w:color w:val="C00000"/>
-                <w:sz w:val="19"/>
-              </w:rPr>
-              <w:t>〔  〕</w:t>
-            </w:r>
-            <w:r>
-              <w:rPr>
-                <w:rFonts w:ascii="맑은 고딕" w:hAnsi="맑은 고딕" w:eastAsia="맑은 고딕"/>
-                <w:b w:val="0"/>
-                <w:sz w:val="19"/>
-              </w:rPr>
-              <w:t xml:space="preserve"> cm, 사육 두수: </w:t>
-            </w:r>
-            <w:r>
-              <w:rPr>
-                <w:rFonts w:ascii="맑은 고딕" w:hAnsi="맑은 고딕" w:eastAsia="맑은 고딕"/>
-                <w:b w:val="0"/>
-                <w:color w:val="C00000"/>
-                <w:sz w:val="19"/>
-              </w:rPr>
-              <w:t>〔  〕</w:t>
-            </w:r>
-            <w:r>
-              <w:rPr>
-                <w:rFonts w:ascii="맑은 고딕" w:hAnsi="맑은 고딕" w:eastAsia="맑은 고딕"/>
-                <w:b w:val="0"/>
-                <w:sz w:val="19"/>
-              </w:rPr>
-              <w:t xml:space="preserve"> 두</w:t>
+              <w:t xml:space="preserve"> m (11월 실측 예정)</w:t>
+            </w:r>
+          </w:p>
+          <w:p>
+            <w:pPr>
+              <w:spacing w:after="20"/>
+            </w:pPr>
+            <w:r>
+              <w:t>• 깔개: 톱밥(주) + 피트모스(부, 휴식 공간 50 m²당 1~2 m³), 두께 60 cm 이상 유지</w:t>
+            </w:r>
+          </w:p>
+          <w:p>
+            <w:pPr>
+              <w:spacing w:after="20"/>
+            </w:pPr>
+            <w:r>
+              <w:t>• 사육 두수: 착유우 30두(17.3 m²/두), 건유우·육성우·송아지 약 35두(24.3 m²/두)</w:t>
             </w:r>
           </w:p>
         </w:tc>
@@ -2594,23 +2550,17 @@
             <w:pPr>
               <w:spacing w:after="20"/>
             </w:pPr>
-            <w:r/>
+            <w:r>
+              <w:t xml:space="preserve">조사 결과를 중간점검 제출자료(2026. 9. 21.)로 정리·제출하고, 충남대·GMW에 실증지 조건으로 전달 </w:t>
+            </w:r>
             <w:r>
               <w:rPr>
-                <w:rFonts w:ascii="맑은 고딕" w:hAnsi="맑은 고딕" w:eastAsia="맑은 고딕"/>
-                <w:b w:val="0"/>
-                <w:sz w:val="19"/>
-              </w:rPr>
-              <w:t xml:space="preserve">조사 결과를 충남대(플랫폼 설계)·GMW(외장 제작)에 전달하고 회신 의견을 기록 </w:t>
-            </w:r>
-            <w:r>
-              <w:rPr>
-                <w:rFonts w:ascii="맑은 고딕" w:hAnsi="맑은 고딕" w:eastAsia="맑은 고딕"/>
-                <w:b w:val="0"/>
                 <w:color w:val="C00000"/>
-                <w:sz w:val="19"/>
               </w:rPr>
               <w:t>〔전달일〕</w:t>
+            </w:r>
+            <w:r>
+              <w:t>. 기둥 위치·착유 통로 경계는 11월 실측 후 보완</w:t>
             </w:r>
           </w:p>
         </w:tc>
@@ -2645,21 +2595,12 @@
             <w:pPr>
               <w:spacing w:after="20"/>
             </w:pPr>
-            <w:r/>
+            <w:r>
+              <w:t xml:space="preserve">연구책임자 작성 우사 도면 1·2차(2026. 9. 21.), 평면도 v3, 부록 A 조사표, 중간점검 제출자료, 현장 사진 </w:t>
+            </w:r>
             <w:r>
               <w:rPr>
-                <w:rFonts w:ascii="맑은 고딕" w:hAnsi="맑은 고딕" w:eastAsia="맑은 고딕"/>
-                <w:b w:val="0"/>
-                <w:sz w:val="19"/>
-              </w:rPr>
-              <w:t xml:space="preserve">부록 A 조사표, 우사 평면 스케치, 사진 </w:t>
-            </w:r>
-            <w:r>
-              <w:rPr>
-                <w:rFonts w:ascii="맑은 고딕" w:hAnsi="맑은 고딕" w:eastAsia="맑은 고딕"/>
-                <w:b w:val="0"/>
                 <w:color w:val="C00000"/>
-                <w:sz w:val="19"/>
               </w:rPr>
               <w:t>〔번호〕</w:t>
             </w:r>
@@ -2953,32 +2894,15 @@
             <w:pPr>
               <w:spacing w:after="20"/>
             </w:pPr>
-            <w:r/>
             <w:r>
               <w:rPr>
-                <w:rFonts w:ascii="맑은 고딕" w:hAnsi="맑은 고딕" w:eastAsia="맑은 고딕"/>
-                <w:b w:val="0"/>
                 <w:color w:val="C00000"/>
-                <w:sz w:val="19"/>
               </w:rPr>
               <w:t>〔기록일〕</w:t>
             </w:r>
             <w:r>
-              <w:rPr>
-                <w:rFonts w:ascii="맑은 고딕" w:hAnsi="맑은 고딕" w:eastAsia="맑은 고딕"/>
-                <w:b w:val="0"/>
-                <w:sz w:val="19"/>
-              </w:rPr>
-              <w:t xml:space="preserve">  /  </w:t>
-            </w:r>
-            <w:r>
-              <w:rPr>
-                <w:rFonts w:ascii="맑은 고딕" w:hAnsi="맑은 고딕" w:eastAsia="맑은 고딕"/>
-                <w:b w:val="0"/>
-                <w:color w:val="C00000"/>
-                <w:sz w:val="19"/>
-              </w:rPr>
-              <w:t>〔정리 기간〕</w:t>
+              <w:rPr/>
+              <w:t xml:space="preserve">  /  2026. 9. ~ (일일 점검표 운영 기간)</w:t>
             </w:r>
           </w:p>
         </w:tc>
@@ -3336,31 +3260,8 @@
             <w:pPr>
               <w:spacing w:after="20"/>
             </w:pPr>
-            <w:r/>
-            <w:r>
-              <w:rPr>
-                <w:rFonts w:ascii="맑은 고딕" w:hAnsi="맑은 고딕" w:eastAsia="맑은 고딕"/>
-                <w:b w:val="0"/>
-                <w:sz w:val="19"/>
-              </w:rPr>
-              <w:t xml:space="preserve">11월 깔개 조성 이후 매일 일지를 작성하여 1차 실증 전까지 최소 </w:t>
-            </w:r>
-            <w:r>
-              <w:rPr>
-                <w:rFonts w:ascii="맑은 고딕" w:hAnsi="맑은 고딕" w:eastAsia="맑은 고딕"/>
-                <w:b w:val="0"/>
-                <w:color w:val="C00000"/>
-                <w:sz w:val="19"/>
-              </w:rPr>
-              <w:t>〔 〕</w:t>
-            </w:r>
-            <w:r>
-              <w:rPr>
-                <w:rFonts w:ascii="맑은 고딕" w:hAnsi="맑은 고딕" w:eastAsia="맑은 고딕"/>
-                <w:b w:val="0"/>
-                <w:sz w:val="19"/>
-              </w:rPr>
-              <w:t xml:space="preserve"> 일 기준선 데이터 확보</w:t>
+            <w:r>
+              <w:t>2026. 9.부터 일일 깔개 관리 점검표(9개 항목: 작업 동선, 회전반경, 베딩 두께, 로터리 회전수, 교반 깊이, 수분, 베딩 추가, 냄새, 사용기간)를 기록 중이며, 11월부터 1일 2회 표준 절차(마스터 연구노트 No.2)로 일지를 전환하여 1차 시작품 투입 전까지 기준선 데이터를 누적</w:t>
             </w:r>
           </w:p>
         </w:tc>
@@ -3395,21 +3296,12 @@
             <w:pPr>
               <w:spacing w:after="20"/>
             </w:pPr>
-            <w:r/>
+            <w:r>
+              <w:t xml:space="preserve">일일 깔개 관리 점검표(2026. 9.~), 부록 B 작업일지, 주유 영수증, 작업 사진·영상 </w:t>
+            </w:r>
             <w:r>
               <w:rPr>
-                <w:rFonts w:ascii="맑은 고딕" w:hAnsi="맑은 고딕" w:eastAsia="맑은 고딕"/>
-                <w:b w:val="0"/>
-                <w:sz w:val="19"/>
-              </w:rPr>
-              <w:t xml:space="preserve">부록 B 작업일지, 주유 영수증, 작업 사진·영상 </w:t>
-            </w:r>
-            <w:r>
-              <w:rPr>
-                <w:rFonts w:ascii="맑은 고딕" w:hAnsi="맑은 고딕" w:eastAsia="맑은 고딕"/>
-                <w:b w:val="0"/>
                 <w:color w:val="C00000"/>
-                <w:sz w:val="19"/>
               </w:rPr>
               <w:t>〔번호〕</w:t>
             </w:r>
@@ -5719,7 +5611,7 @@
           <w:b/>
           <w:sz w:val="23"/>
         </w:rPr>
-        <w:t>[연구노트 06] 컨소시엄 간담회 참석</w:t>
+        <w:t>[연구노트 06] 수행기관 간담회 참석</w:t>
       </w:r>
     </w:p>
     <w:tbl>
@@ -5857,14 +5749,8 @@
             <w:pPr>
               <w:spacing w:after="20"/>
             </w:pPr>
-            <w:r/>
-            <w:r>
-              <w:rPr>
-                <w:rFonts w:ascii="맑은 고딕" w:hAnsi="맑은 고딕" w:eastAsia="맑은 고딕"/>
-                <w:b w:val="0"/>
-                <w:sz w:val="19"/>
-              </w:rPr>
-              <w:t>과제 관리 — 컨소시엄 협력</w:t>
+            <w:r>
+              <w:t>과제 관리 — 수행기관 협력</w:t>
             </w:r>
           </w:p>
         </w:tc>
@@ -5941,45 +5827,22 @@
             <w:pPr>
               <w:spacing w:after="20"/>
             </w:pPr>
-            <w:r/>
+            <w:r>
+              <w:t xml:space="preserve">• 참석: 수행기관 간담회(전문기관 주관) — ㈜GMW, 충남대학교 산학협력단, ㈜디투오 </w:t>
+            </w:r>
             <w:r>
               <w:rPr>
-                <w:rFonts w:ascii="맑은 고딕" w:hAnsi="맑은 고딕" w:eastAsia="맑은 고딕"/>
-                <w:b w:val="0"/>
-                <w:sz w:val="19"/>
+                <w:color w:val="C00000"/>
               </w:rPr>
-              <w:t xml:space="preserve">• 참석: </w:t>
-            </w:r>
-            <w:r>
-              <w:rPr>
-                <w:rFonts w:ascii="맑은 고딕" w:hAnsi="맑은 고딕" w:eastAsia="맑은 고딕"/>
-                <w:b w:val="0"/>
-                <w:color w:val="C00000"/>
-                <w:sz w:val="19"/>
-              </w:rPr>
-              <w:t>〔기관·참석자〕</w:t>
-            </w:r>
-          </w:p>
-          <w:p>
-            <w:pPr>
-              <w:spacing w:after="20"/>
-            </w:pPr>
-            <w:r>
-              <w:rPr>
-                <w:rFonts w:ascii="맑은 고딕" w:hAnsi="맑은 고딕" w:eastAsia="맑은 고딕"/>
-                <w:b w:val="0"/>
-                <w:sz w:val="19"/>
-              </w:rPr>
-              <w:t xml:space="preserve">• D2O 공유 내용: </w:t>
-            </w:r>
-            <w:r>
-              <w:rPr>
-                <w:rFonts w:ascii="맑은 고딕" w:hAnsi="맑은 고딕" w:eastAsia="맑은 고딕"/>
-                <w:b w:val="0"/>
-                <w:color w:val="C00000"/>
-                <w:sz w:val="19"/>
-              </w:rPr>
-              <w:t>〔실증지 준비 현황 등〕</w:t>
+              <w:t>〔참석자〕</w:t>
+            </w:r>
+          </w:p>
+          <w:p>
+            <w:pPr>
+              <w:spacing w:after="20"/>
+            </w:pPr>
+            <w:r>
+              <w:t>• D2O 발표: 수행기관별 수행업무(D2O: 실증 및 테스트, 영업·판매), 실증지 개요(휴식 공간 1,368 m², 착유우 30두·건유·육성우 약 35두, 베딩 60 cm 이상), 1년차 추진 경과, 실증지에서 도출한 로봇 핵심 요구(기둥·소 회피, 작업 구역 형상, 교반 성능, 예약 운영), 향후 일정</w:t>
             </w:r>
           </w:p>
         </w:tc>
@@ -6014,21 +5877,12 @@
             <w:pPr>
               <w:spacing w:after="20"/>
             </w:pPr>
-            <w:r/>
+            <w:r>
+              <w:t xml:space="preserve">• 결정 사항: </w:t>
+            </w:r>
             <w:r>
               <w:rPr>
-                <w:rFonts w:ascii="맑은 고딕" w:hAnsi="맑은 고딕" w:eastAsia="맑은 고딕"/>
-                <w:b w:val="0"/>
-                <w:sz w:val="19"/>
-              </w:rPr>
-              <w:t xml:space="preserve">• 결정 사항: </w:t>
-            </w:r>
-            <w:r>
-              <w:rPr>
-                <w:rFonts w:ascii="맑은 고딕" w:hAnsi="맑은 고딕" w:eastAsia="맑은 고딕"/>
-                <w:b w:val="0"/>
                 <w:color w:val="C00000"/>
-                <w:sz w:val="19"/>
               </w:rPr>
               <w:t>〔 〕</w:t>
             </w:r>
@@ -6038,21 +5892,7 @@
               <w:spacing w:after="20"/>
             </w:pPr>
             <w:r>
-              <w:rPr>
-                <w:rFonts w:ascii="맑은 고딕" w:hAnsi="맑은 고딕" w:eastAsia="맑은 고딕"/>
-                <w:b w:val="0"/>
-                <w:sz w:val="19"/>
-              </w:rPr>
-              <w:t xml:space="preserve">• D2O 조치 사항: </w:t>
-            </w:r>
-            <w:r>
-              <w:rPr>
-                <w:rFonts w:ascii="맑은 고딕" w:hAnsi="맑은 고딕" w:eastAsia="맑은 고딕"/>
-                <w:b w:val="0"/>
-                <w:color w:val="C00000"/>
-                <w:sz w:val="19"/>
-              </w:rPr>
-              <w:t>〔 〕</w:t>
+              <w:t>• D2O 조치 사항(발표 계획): 로봇 요구사양 초안 전달, 일일 점검 데이터 누적, 수분·냄새 측정 장비 도입 검토</w:t>
             </w:r>
           </w:p>
         </w:tc>
@@ -6129,21 +5969,12 @@
             <w:pPr>
               <w:spacing w:after="20"/>
             </w:pPr>
-            <w:r/>
+            <w:r>
+              <w:t xml:space="preserve">간담회 발표자료(D2O 파트), 회의록 </w:t>
+            </w:r>
             <w:r>
               <w:rPr>
-                <w:rFonts w:ascii="맑은 고딕" w:hAnsi="맑은 고딕" w:eastAsia="맑은 고딕"/>
-                <w:b w:val="0"/>
-                <w:sz w:val="19"/>
-              </w:rPr>
-              <w:t xml:space="preserve">발표자료, 회의록 </w:t>
-            </w:r>
-            <w:r>
-              <w:rPr>
-                <w:rFonts w:ascii="맑은 고딕" w:hAnsi="맑은 고딕" w:eastAsia="맑은 고딕"/>
-                <w:b w:val="0"/>
                 <w:color w:val="C00000"/>
-                <w:sz w:val="19"/>
               </w:rPr>
               <w:t>〔번호〕</w:t>
             </w:r>
@@ -6392,7 +6223,7 @@
           <w:b/>
           <w:sz w:val="23"/>
         </w:rPr>
-        <w:t>[연구노트 07] 1차 실증 깔개 조성 계획 및 연구재료 도입 계획</w:t>
+        <w:t>[연구노트 07] 겨울~봄 HBP 침상 보충 및 연구재료 도입 계획</w:t>
       </w:r>
     </w:p>
     <w:tbl>
@@ -6479,14 +6310,8 @@
             <w:pPr>
               <w:spacing w:after="20"/>
             </w:pPr>
-            <w:r/>
-            <w:r>
-              <w:rPr>
-                <w:rFonts w:ascii="맑은 고딕" w:hAnsi="맑은 고딕" w:eastAsia="맑은 고딕"/>
-                <w:b w:val="0"/>
-                <w:sz w:val="19"/>
-              </w:rPr>
-              <w:t>1차 현장 실증 준비 — 실증 깔개 조성</w:t>
+            <w:r>
+              <w:t>1차 현장 실증 준비 — 겨울~봄 HBP 침상 보충</w:t>
             </w:r>
           </w:p>
         </w:tc>
@@ -6521,14 +6346,8 @@
             <w:pPr>
               <w:spacing w:after="20"/>
             </w:pPr>
-            <w:r/>
-            <w:r>
-              <w:rPr>
-                <w:rFonts w:ascii="맑은 고딕" w:hAnsi="맑은 고딕" w:eastAsia="맑은 고딕"/>
-                <w:b w:val="0"/>
-                <w:sz w:val="19"/>
-              </w:rPr>
-              <w:t>1차 시작품 투입 전에 실증 우사의 깔개(피트모스+깔짚)를 조성하고, 수동 교반 기준선 측정 체계를 갖춘다.</w:t>
+            <w:r>
+              <w:t>1차 시작품 투입 전까지 실증 우사의 HBP 침상(톱밥+피트모스, 60 cm 이상)을 유지·보충하고, 9월부터 운영 중인 일일 점검을 1일 2회 수동 교반 기준선 체계로 고도화한다.</w:t>
             </w:r>
           </w:p>
         </w:tc>
@@ -6564,7 +6383,7 @@
               <w:spacing w:after="20"/>
             </w:pPr>
             <w:r>
-              <w:t>• 시기: 11월 초 피트모스·깔짚을 일괄 구입·입고하여 겨울철~봄철 HBP 침상 준비(보충)에 순차 투입하고, 같은 시기에 1일 2회 수동 교반 기준선 측정을 시작함</w:t>
+              <w:t>• 시기: 11월 초 피트모스·깔짚을 일괄 구입·입고하여 겨울철~봄철 HBP 침상 준비(보충)에 순차 투입하고, 같은 시기에 일일 점검을 1일 2회 표준 절차로 전환함</w:t>
             </w:r>
           </w:p>
           <w:p>
@@ -6713,7 +6532,7 @@
                 <w:b w:val="0"/>
                 <w:sz w:val="19"/>
               </w:rPr>
-              <w:t>③ 투입 후 부록 B 작업일지 매일 작성</w:t>
+              <w:t>③ 마스터 연구노트 No.2 일일 교반 작업일지 매일 작성</w:t>
             </w:r>
           </w:p>
         </w:tc>
@@ -7192,7 +7011,9 @@
             <w:pPr>
               <w:spacing w:after="20"/>
             </w:pPr>
-            <w:r/>
+            <w:r>
+              <w:t>2개 동 / 건유·육성우동, 착유장</w:t>
+            </w:r>
           </w:p>
         </w:tc>
         <w:tc>
@@ -7246,7 +7067,9 @@
             <w:pPr>
               <w:spacing w:after="20"/>
             </w:pPr>
-            <w:r/>
+            <w:r>
+              <w:t>17 × 50 / 14 × 37</w:t>
+            </w:r>
           </w:p>
         </w:tc>
         <w:tc>
@@ -7300,7 +7123,9 @@
             <w:pPr>
               <w:spacing w:after="20"/>
             </w:pPr>
-            <w:r/>
+            <w:r>
+              <w:t>850 / 518 (계 1,368)</w:t>
+            </w:r>
           </w:p>
         </w:tc>
         <w:tc>
@@ -7470,7 +7295,67 @@
             <w:pPr>
               <w:spacing w:after="20"/>
             </w:pPr>
-            <w:r/>
+            <w:r>
+              <w:t>가로 10 m · 세로 5 m 간격</w:t>
+            </w:r>
+          </w:p>
+        </w:tc>
+        <w:tc>
+          <w:tcPr>
+            <w:tcW w:type="dxa" w:w="2268"/>
+          </w:tcPr>
+          <w:p>
+            <w:pPr>
+              <w:spacing w:after="20"/>
+            </w:pPr>
+            <w:r>
+              <w:t>위치 11월 실측</w:t>
+            </w:r>
+          </w:p>
+        </w:tc>
+      </w:tr>
+      <w:tr>
+        <w:tc>
+          <w:tcPr>
+            <w:tcW w:type="dxa" w:w="1474"/>
+          </w:tcPr>
+          <w:p>
+            <w:pPr>
+              <w:spacing w:after="20"/>
+            </w:pPr>
+            <w:r/>
+          </w:p>
+        </w:tc>
+        <w:tc>
+          <w:tcPr>
+            <w:tcW w:type="dxa" w:w="3515"/>
+          </w:tcPr>
+          <w:p>
+            <w:pPr>
+              <w:spacing w:after="20"/>
+            </w:pPr>
+            <w:r/>
+            <w:r>
+              <w:rPr>
+                <w:rFonts w:ascii="맑은 고딕" w:hAnsi="맑은 고딕" w:eastAsia="맑은 고딕"/>
+                <w:b w:val="0"/>
+                <w:sz w:val="19"/>
+              </w:rPr>
+              <w:t>사료조·급수조·칸막이 위치</w:t>
+            </w:r>
+          </w:p>
+        </w:tc>
+        <w:tc>
+          <w:tcPr>
+            <w:tcW w:type="dxa" w:w="2381"/>
+          </w:tcPr>
+          <w:p>
+            <w:pPr>
+              <w:spacing w:after="20"/>
+            </w:pPr>
+            <w:r>
+              <w:t>사조 3 m(복도 쪽), 급수조 외벽(건유·육성우동 3개, 착유장 2개)</w:t>
+            </w:r>
           </w:p>
         </w:tc>
         <w:tc>
@@ -7503,68 +7388,6 @@
               <w:spacing w:after="20"/>
             </w:pPr>
             <w:r/>
-          </w:p>
-        </w:tc>
-        <w:tc>
-          <w:tcPr>
-            <w:tcW w:type="dxa" w:w="3515"/>
-          </w:tcPr>
-          <w:p>
-            <w:pPr>
-              <w:spacing w:after="20"/>
-            </w:pPr>
-            <w:r/>
-            <w:r>
-              <w:rPr>
-                <w:rFonts w:ascii="맑은 고딕" w:hAnsi="맑은 고딕" w:eastAsia="맑은 고딕"/>
-                <w:b w:val="0"/>
-                <w:sz w:val="19"/>
-              </w:rPr>
-              <w:t>사료조·급수조·칸막이 위치</w:t>
-            </w:r>
-          </w:p>
-        </w:tc>
-        <w:tc>
-          <w:tcPr>
-            <w:tcW w:type="dxa" w:w="2381"/>
-          </w:tcPr>
-          <w:p>
-            <w:pPr>
-              <w:spacing w:after="20"/>
-            </w:pPr>
-            <w:r/>
-          </w:p>
-        </w:tc>
-        <w:tc>
-          <w:tcPr>
-            <w:tcW w:type="dxa" w:w="2268"/>
-          </w:tcPr>
-          <w:p>
-            <w:pPr>
-              <w:spacing w:after="20"/>
-            </w:pPr>
-            <w:r/>
-            <w:r>
-              <w:rPr>
-                <w:rFonts w:ascii="맑은 고딕" w:hAnsi="맑은 고딕" w:eastAsia="맑은 고딕"/>
-                <w:b w:val="0"/>
-                <w:sz w:val="19"/>
-              </w:rPr>
-              <w:t>평면도에 표시</w:t>
-            </w:r>
-          </w:p>
-        </w:tc>
-      </w:tr>
-      <w:tr>
-        <w:tc>
-          <w:tcPr>
-            <w:tcW w:type="dxa" w:w="1474"/>
-          </w:tcPr>
-          <w:p>
-            <w:pPr>
-              <w:spacing w:after="20"/>
-            </w:pPr>
-            <w:r/>
             <w:r>
               <w:rPr>
                 <w:rFonts w:ascii="맑은 고딕" w:hAnsi="맑은 고딕" w:eastAsia="맑은 고딕"/>
@@ -7667,7 +7490,9 @@
             <w:pPr>
               <w:spacing w:after="20"/>
             </w:pPr>
-            <w:r/>
+            <w:r>
+              <w:t>기준 60 cm 이상</w:t>
+            </w:r>
           </w:p>
         </w:tc>
       </w:tr>
@@ -7826,7 +7651,9 @@
             <w:pPr>
               <w:spacing w:after="20"/>
             </w:pPr>
-            <w:r/>
+            <w:r>
+              <w:t>톱밥(주) + 피트모스(50 m²당 1~2 m³)</w:t>
+            </w:r>
           </w:p>
         </w:tc>
         <w:tc>
@@ -7888,7 +7715,9 @@
             <w:pPr>
               <w:spacing w:after="20"/>
             </w:pPr>
-            <w:r/>
+            <w:r>
+              <w:t>착유우 30 / 건유·육성우·송아지 약 35, A2A2 저지</w:t>
+            </w:r>
           </w:p>
         </w:tc>
         <w:tc>
@@ -7923,14 +7752,8 @@
             <w:pPr>
               <w:spacing w:after="20"/>
             </w:pPr>
-            <w:r/>
-            <w:r>
-              <w:rPr>
-                <w:rFonts w:ascii="맑은 고딕" w:hAnsi="맑은 고딕" w:eastAsia="맑은 고딕"/>
-                <w:b w:val="0"/>
-                <w:sz w:val="19"/>
-              </w:rPr>
-              <w:t>가축 체류 시간대 (교반 가능 시간)</w:t>
+            <w:r>
+              <w:t>가축 체류 (로봇착유로 상시 체류)</w:t>
             </w:r>
           </w:p>
         </w:tc>
@@ -7977,14 +7800,8 @@
             <w:pPr>
               <w:spacing w:after="20"/>
             </w:pPr>
-            <w:r/>
-            <w:r>
-              <w:rPr>
-                <w:rFonts w:ascii="맑은 고딕" w:hAnsi="맑은 고딕" w:eastAsia="맑은 고딕"/>
-                <w:b w:val="0"/>
-                <w:sz w:val="19"/>
-              </w:rPr>
-              <w:t>조명 상태 (마커 인식 관련)</w:t>
+            <w:r>
+              <w:t>조명 상태 (저녁 작업)</w:t>
             </w:r>
           </w:p>
         </w:tc>
@@ -8031,14 +7848,8 @@
             <w:pPr>
               <w:spacing w:after="20"/>
             </w:pPr>
-            <w:r/>
-            <w:r>
-              <w:rPr>
-                <w:rFonts w:ascii="맑은 고딕" w:hAnsi="맑은 고딕" w:eastAsia="맑은 고딕"/>
-                <w:b w:val="0"/>
-                <w:sz w:val="19"/>
-              </w:rPr>
-              <w:t>전원·충전 가능 위치</w:t>
+            <w:r>
+              <w:t>전원 위치 (트랙터 대기실 5 × 10 m)</w:t>
             </w:r>
           </w:p>
         </w:tc>

--- a/deliverables/2026_산자부_연구노트_D2O_1차년도.docx
+++ b/deliverables/2026_산자부_연구노트_D2O_1차년도.docx
@@ -386,23 +386,8 @@
             <w:pPr>
               <w:spacing w:after="20"/>
             </w:pPr>
-            <w:r/>
-            <w:r>
-              <w:rPr>
-                <w:rFonts w:ascii="맑은 고딕" w:hAnsi="맑은 고딕" w:eastAsia="맑은 고딕"/>
-                <w:b w:val="0"/>
-                <w:sz w:val="19"/>
-              </w:rPr>
-              <w:t xml:space="preserve">송영신(대표), 신규 채용 과장 </w:t>
-            </w:r>
-            <w:r>
-              <w:rPr>
-                <w:rFonts w:ascii="맑은 고딕" w:hAnsi="맑은 고딕" w:eastAsia="맑은 고딕"/>
-                <w:b w:val="0"/>
-                <w:color w:val="C00000"/>
-                <w:sz w:val="19"/>
-              </w:rPr>
-              <w:t>〔성명 기재〕</w:t>
+            <w:r>
+              <w:t>송영신(이사), 하현숙(과장)</w:t>
             </w:r>
           </w:p>
         </w:tc>

--- a/deliverables/2026_산자부_연구노트_D2O_1차년도.docx
+++ b/deliverables/2026_산자부_연구노트_D2O_1차년도.docx
@@ -3007,7 +3007,7 @@
               <w:spacing w:after="20"/>
             </w:pPr>
             <w:r>
-              <w:t xml:space="preserve">• 장비: 대동 트랙터(56HP) + 로터리 작업기 </w:t>
+              <w:t xml:space="preserve">• 장비: 대동 DK600 트랙터(56HP) + 로터리 작업기 </w:t>
             </w:r>
             <w:r>
               <w:rPr>
@@ -5167,23 +5167,8 @@
             <w:pPr>
               <w:spacing w:after="20"/>
             </w:pPr>
-            <w:r/>
-            <w:r>
-              <w:rPr>
-                <w:rFonts w:ascii="맑은 고딕" w:hAnsi="맑은 고딕" w:eastAsia="맑은 고딕"/>
-                <w:b w:val="0"/>
-                <w:sz w:val="19"/>
-              </w:rPr>
-              <w:t xml:space="preserve">• 방문단: </w:t>
-            </w:r>
-            <w:r>
-              <w:rPr>
-                <w:rFonts w:ascii="맑은 고딕" w:hAnsi="맑은 고딕" w:eastAsia="맑은 고딕"/>
-                <w:b w:val="0"/>
-                <w:color w:val="C00000"/>
-                <w:sz w:val="19"/>
-              </w:rPr>
-              <w:t>〔국가·기관·인원〕</w:t>
+            <w:r>
+              <w:t>• 방문국: 우즈베키스탄, 필리핀, 네팔 — ODA 사업국 목장 방문 시 소개</w:t>
             </w:r>
           </w:p>
           <w:p>
@@ -7908,7 +7893,7 @@
           <w:b w:val="0"/>
           <w:sz w:val="19"/>
         </w:rPr>
-        <w:t>장비: 대동 트랙터 〔모델〕 + 로터리 〔작업폭〕    실증 우사: 〔  〕    작업자: 〔  〕</w:t>
+        <w:t>장비: 대동 DK600 트랙터 + 로터리 〔작업폭〕    실증 우사: 〔  〕    작업자: 〔  〕</w:t>
       </w:r>
     </w:p>
     <w:tbl>
